--- a/원고/1부/러시아어_컨설턴트_8아크.docx
+++ b/원고/1부/러시아어_컨설턴트_8아크.docx
@@ -3335,6 +3335,42 @@
           <w:bCs/>
           <w:b/>
         </w:rPr>
+        <w:t xml:space="preserve">Настя:</w:t>
+      </w:r>
+      <w:r>
+        <w:t xml:space="preserve"> </w:t>
+      </w:r>
+      <w:r>
+        <w:t xml:space="preserve">А если блюдо в дороге чуть потеряет в свежести — гости, может, и не заметят?</w:t>
+      </w:r>
+    </w:p>
+    <w:p>
+      <w:pPr>
+        <w:pStyle w:val="BodyText"/>
+      </w:pPr>
+      <w:r>
+        <w:rPr>
+          <w:bCs/>
+          <w:b/>
+        </w:rPr>
+        <w:t xml:space="preserve">Тенгиз:</w:t>
+      </w:r>
+      <w:r>
+        <w:t xml:space="preserve"> </w:t>
+      </w:r>
+      <w:r>
+        <w:t xml:space="preserve">(Строго) Заметят. Как у Булгакова: «Свежесть бывает только одна — первая, она же и последняя». Осетрины второй свежести не бывает — и хинкали тоже.</w:t>
+      </w:r>
+    </w:p>
+    <w:p>
+      <w:pPr>
+        <w:pStyle w:val="BodyText"/>
+      </w:pPr>
+      <w:r>
+        <w:rPr>
+          <w:bCs/>
+          <w:b/>
+        </w:rPr>
         <w:t xml:space="preserve">Кирилл:</w:t>
       </w:r>
       <w:r>
@@ -4534,6 +4570,42 @@
       </w:r>
       <w:r>
         <w:t xml:space="preserve">увольнения персонала.</w:t>
+      </w:r>
+    </w:p>
+    <w:p>
+      <w:pPr>
+        <w:pStyle w:val="BodyText"/>
+      </w:pPr>
+      <w:r>
+        <w:rPr>
+          <w:bCs/>
+          <w:b/>
+        </w:rPr>
+        <w:t xml:space="preserve">Член совета 1:</w:t>
+      </w:r>
+      <w:r>
+        <w:t xml:space="preserve"> </w:t>
+      </w:r>
+      <w:r>
+        <w:t xml:space="preserve">Ресторан без зала — это всё-таки уже не совсем ресторан.</w:t>
+      </w:r>
+    </w:p>
+    <w:p>
+      <w:pPr>
+        <w:pStyle w:val="BodyText"/>
+      </w:pPr>
+      <w:r>
+        <w:rPr>
+          <w:bCs/>
+          <w:b/>
+        </w:rPr>
+        <w:t xml:space="preserve">Давид:</w:t>
+      </w:r>
+      <w:r>
+        <w:t xml:space="preserve"> </w:t>
+      </w:r>
+      <w:r>
+        <w:t xml:space="preserve">(Улыбаясь) Не красна изба углами, а красна пирогами. Гости любят нас за кухню Тенгиза Шалвовича, а не за стены.</w:t>
       </w:r>
     </w:p>
     <w:p>

--- a/원고/1부/러시아어_컨설턴트_8아크.docx
+++ b/원고/1부/러시아어_컨설턴트_8아크.docx
@@ -5764,6 +5764,222 @@
       </w:r>
       <w:r>
         <w:t xml:space="preserve">Обязательно. Удачи вам, в Москве, и в мире моды.</w:t>
+      </w:r>
+    </w:p>
+    <w:p>
+      <w:r>
+        <w:br w:type="page"/>
+      </w:r>
+    </w:p>
+    <w:p>
+      <w:pPr>
+        <w:pStyle w:val="BodyText"/>
+      </w:pPr>
+      <w:r>
+        <w:rPr>
+          <w:b/>
+          <w:bCs/>
+          <w:sz w:val="32"/>
+          <w:szCs w:val="32"/>
+        </w:rPr>
+        <w:t xml:space="preserve">📚 인용 해설 노트 — 8아크</w:t>
+      </w:r>
+    </w:p>
+    <w:p>
+      <w:pPr>
+        <w:pStyle w:val="BodyText"/>
+      </w:pPr>
+      <w:r>
+        <w:rPr/>
+        <w:t xml:space="preserve">이 화에 나온 러시아 고전 인용과 속담의 뜻, 원작 맥락, 쓰인 장면, 실제 대화에서 쓰는 요령을 정리했습니다.</w:t>
+      </w:r>
+    </w:p>
+    <w:p>
+      <w:pPr>
+        <w:pStyle w:val="BodyText"/>
+      </w:pPr>
+      <w:r>
+        <w:rPr>
+          <w:b/>
+          <w:bCs/>
+          <w:sz w:val="24"/>
+          <w:szCs w:val="24"/>
+        </w:rPr>
+        <w:t xml:space="preserve">인용 1 · «Свежесть бывает только одна — первая, она же и последняя»</w:t>
+      </w:r>
+    </w:p>
+    <w:p>
+      <w:pPr>
+        <w:pStyle w:val="BodyText"/>
+      </w:pPr>
+      <w:r>
+        <w:rPr>
+          <w:b/>
+          <w:bCs/>
+        </w:rPr>
+        <w:t xml:space="preserve">출전: </w:t>
+      </w:r>
+      <w:r>
+        <w:rPr/>
+        <w:t xml:space="preserve">미하일 불가코프(М. А. Булгаков), 『거장과 마르가리타』 18장, 볼란드의 대사</w:t>
+      </w:r>
+    </w:p>
+    <w:p>
+      <w:pPr>
+        <w:pStyle w:val="BodyText"/>
+      </w:pPr>
+      <w:r>
+        <w:rPr>
+          <w:b/>
+          <w:bCs/>
+        </w:rPr>
+        <w:t xml:space="preserve">뜻: </w:t>
+      </w:r>
+      <w:r>
+        <w:rPr/>
+        <w:t xml:space="preserve">신선함은 단 하나, 첫 번째뿐이며 그것이 곧 마지막이다.</w:t>
+      </w:r>
+    </w:p>
+    <w:p>
+      <w:pPr>
+        <w:pStyle w:val="BodyText"/>
+      </w:pPr>
+      <w:r>
+        <w:rPr>
+          <w:b/>
+          <w:bCs/>
+        </w:rPr>
+        <w:t xml:space="preserve">원작·유래: </w:t>
+      </w:r>
+      <w:r>
+        <w:rPr/>
+        <w:t xml:space="preserve">극장 매점 주인이 '2등급 신선도의 철갑상어(осетрина второй свежести)'를 팔았다고 하자 악마 볼란드가 반박하는 말입니다. '2등급 신선도'는 러시아어에서 질 낮은 물건을 비꼬는 관용어가 됐습니다.</w:t>
+      </w:r>
+    </w:p>
+    <w:p>
+      <w:pPr>
+        <w:pStyle w:val="BodyText"/>
+      </w:pPr>
+      <w:r>
+        <w:rPr>
+          <w:b/>
+          <w:bCs/>
+        </w:rPr>
+        <w:t xml:space="preserve">이 화에서: </w:t>
+      </w:r>
+      <w:r>
+        <w:rPr/>
+        <w:t xml:space="preserve">배달 메뉴 개발 회의에서 '배달 중에 조금 식어도 손님이 모를 것'이라는 말에 셰프 텐기즈가 단호하게 반박합니다.</w:t>
+      </w:r>
+    </w:p>
+    <w:p>
+      <w:pPr>
+        <w:pStyle w:val="BodyText"/>
+      </w:pPr>
+      <w:r>
+        <w:rPr>
+          <w:b/>
+          <w:bCs/>
+        </w:rPr>
+        <w:t xml:space="preserve">대화 활용 팁: </w:t>
+      </w:r>
+      <w:r>
+        <w:rPr/>
+        <w:t xml:space="preserve">품질 타협을 거부할 때 쓰는 강력한 한마디입니다. 식품, 제조, 서비스 업계에서 특히 잘 통합니다. «вторая свежесть»만 따로 써도 '어정쩡한 품질'이라는 뜻으로 통합니다.</w:t>
+      </w:r>
+    </w:p>
+    <w:p>
+      <w:pPr>
+        <w:pStyle w:val="BodyText"/>
+      </w:pPr>
+      <w:r>
+        <w:rPr>
+          <w:b/>
+          <w:bCs/>
+          <w:sz w:val="24"/>
+          <w:szCs w:val="24"/>
+        </w:rPr>
+        <w:t xml:space="preserve">인용 2 · «Не красна изба углами, а красна пирогами»</w:t>
+      </w:r>
+    </w:p>
+    <w:p>
+      <w:pPr>
+        <w:pStyle w:val="BodyText"/>
+      </w:pPr>
+      <w:r>
+        <w:rPr>
+          <w:b/>
+          <w:bCs/>
+        </w:rPr>
+        <w:t xml:space="preserve">출전: </w:t>
+      </w:r>
+      <w:r>
+        <w:rPr/>
+        <w:t xml:space="preserve">러시아 속담</w:t>
+      </w:r>
+    </w:p>
+    <w:p>
+      <w:pPr>
+        <w:pStyle w:val="BodyText"/>
+      </w:pPr>
+      <w:r>
+        <w:rPr>
+          <w:b/>
+          <w:bCs/>
+        </w:rPr>
+        <w:t xml:space="preserve">뜻: </w:t>
+      </w:r>
+      <w:r>
+        <w:rPr/>
+        <w:t xml:space="preserve">집은 모퉁이(건물)가 아니라 파이(대접)로 아름답다.</w:t>
+      </w:r>
+    </w:p>
+    <w:p>
+      <w:pPr>
+        <w:pStyle w:val="BodyText"/>
+      </w:pPr>
+      <w:r>
+        <w:rPr>
+          <w:b/>
+          <w:bCs/>
+        </w:rPr>
+        <w:t xml:space="preserve">원작·유래: </w:t>
+      </w:r>
+      <w:r>
+        <w:rPr/>
+        <w:t xml:space="preserve">손님을 맞는 집의 가치는 건물의 화려함이 아니라 정성스러운 음식과 환대에 있다는 뜻입니다.</w:t>
+      </w:r>
+    </w:p>
+    <w:p>
+      <w:pPr>
+        <w:pStyle w:val="BodyText"/>
+      </w:pPr>
+      <w:r>
+        <w:rPr>
+          <w:b/>
+          <w:bCs/>
+        </w:rPr>
+        <w:t xml:space="preserve">이 화에서: </w:t>
+      </w:r>
+      <w:r>
+        <w:rPr/>
+        <w:t xml:space="preserve">가족 이사회에서 홀 없는 배달 전용 매장에 대한 우려가 나오자, CEO 다비드가 손님은 벽이 아니라 텐기즈의 요리 때문에 온다고 답합니다.</w:t>
+      </w:r>
+    </w:p>
+    <w:p>
+      <w:pPr>
+        <w:pStyle w:val="BodyText"/>
+      </w:pPr>
+      <w:r>
+        <w:rPr>
+          <w:b/>
+          <w:bCs/>
+        </w:rPr>
+        <w:t xml:space="preserve">대화 활용 팁: </w:t>
+      </w:r>
+      <w:r>
+        <w:rPr/>
+        <w:t xml:space="preserve">겉치레보다 본질(제품, 서비스, 사람)이 중요하다고 할 때 씁니다. 식사 초대 자리에서 덕담으로 쓰면 아주 자연스럽습니다.</w:t>
       </w:r>
     </w:p>
     <w:sectPr/>
